--- a/AZURE_NOTAS.docx
+++ b/AZURE_NOTAS.docx
@@ -54,7 +54,6 @@
           <w:lang w:val="es-ES"/>
         </w:rPr>
       </w:pPr>
-      <w:proofErr w:type="spellStart"/>
       <w:r>
         <w:rPr>
           <w:b/>
@@ -62,7 +61,6 @@
         </w:rPr>
         <w:t>IaaS</w:t>
       </w:r>
-      <w:proofErr w:type="spellEnd"/>
       <w:r>
         <w:rPr>
           <w:lang w:val="es-ES"/>
@@ -76,7 +74,6 @@
           <w:lang w:val="es-ES"/>
         </w:rPr>
       </w:pPr>
-      <w:proofErr w:type="spellStart"/>
       <w:r>
         <w:rPr>
           <w:b/>
@@ -84,7 +81,6 @@
         </w:rPr>
         <w:t>Paas</w:t>
       </w:r>
-      <w:proofErr w:type="spellEnd"/>
       <w:r>
         <w:rPr>
           <w:lang w:val="es-ES"/>
@@ -125,33 +121,11 @@
           <w:lang w:val="es-ES"/>
         </w:rPr>
       </w:pPr>
-      <w:proofErr w:type="spellStart"/>
-      <w:r>
-        <w:rPr>
-          <w:lang w:val="es-ES"/>
-        </w:rPr>
-        <w:t>Resource</w:t>
-      </w:r>
-      <w:proofErr w:type="spellEnd"/>
-      <w:r>
-        <w:rPr>
-          <w:lang w:val="es-ES"/>
-        </w:rPr>
-        <w:t xml:space="preserve"> </w:t>
-      </w:r>
-      <w:proofErr w:type="spellStart"/>
-      <w:r>
-        <w:rPr>
-          <w:lang w:val="es-ES"/>
-        </w:rPr>
-        <w:t>group</w:t>
-      </w:r>
-      <w:proofErr w:type="spellEnd"/>
-      <w:r>
-        <w:rPr>
-          <w:lang w:val="es-ES"/>
-        </w:rPr>
-        <w:t xml:space="preserve">: grupos de recursos/servicios que tengo. </w:t>
+      <w:r>
+        <w:rPr>
+          <w:lang w:val="es-ES"/>
+        </w:rPr>
+        <w:t xml:space="preserve">Resource group: grupos de recursos/servicios que tengo. </w:t>
       </w:r>
     </w:p>
     <w:p>
@@ -390,19 +364,11 @@
           <w:lang w:val="es-ES"/>
         </w:rPr>
       </w:pPr>
-      <w:proofErr w:type="spellStart"/>
-      <w:r>
-        <w:rPr>
-          <w:lang w:val="es-ES"/>
-        </w:rPr>
-        <w:t>Browse</w:t>
-      </w:r>
-      <w:proofErr w:type="spellEnd"/>
-      <w:r>
-        <w:rPr>
-          <w:lang w:val="es-ES"/>
-        </w:rPr>
-        <w:t>: muestra pantalla de inicio en el navegador.</w:t>
+      <w:r>
+        <w:rPr>
+          <w:lang w:val="es-ES"/>
+        </w:rPr>
+        <w:t>Browse: muestra pantalla de inicio en el navegador.</w:t>
       </w:r>
     </w:p>
     <w:p>
@@ -464,14 +430,12 @@
           <w:lang w:val="es-ES"/>
         </w:rPr>
       </w:pPr>
-      <w:proofErr w:type="spellStart"/>
       <w:r>
         <w:rPr>
           <w:lang w:val="es-ES"/>
         </w:rPr>
         <w:t>azure</w:t>
       </w:r>
-      <w:proofErr w:type="spellEnd"/>
     </w:p>
     <w:p>
       <w:pPr>
@@ -485,21 +449,7 @@
         <w:rPr>
           <w:lang w:val="es-ES"/>
         </w:rPr>
-        <w:t xml:space="preserve">app </w:t>
-      </w:r>
-      <w:proofErr w:type="spellStart"/>
-      <w:r>
-        <w:rPr>
-          <w:lang w:val="es-ES"/>
-        </w:rPr>
-        <w:t>service</w:t>
-      </w:r>
-      <w:proofErr w:type="spellEnd"/>
-      <w:r>
-        <w:rPr>
-          <w:lang w:val="es-ES"/>
-        </w:rPr>
-        <w:t xml:space="preserve"> Windows</w:t>
+        <w:t>app service Windows</w:t>
       </w:r>
     </w:p>
     <w:p>
@@ -530,14 +480,7 @@
           <w:lang w:val="es-ES"/>
         </w:rPr>
         <w:tab/>
-        <w:t xml:space="preserve">aparece el recurso y dentro el </w:t>
-      </w:r>
-      <w:proofErr w:type="spellStart"/>
-      <w:r>
-        <w:rPr>
-          <w:lang w:val="es-ES"/>
-        </w:rPr>
-        <w:t>we</w:t>
+        <w:t>aparece el recurso y dentro el we</w:t>
       </w:r>
       <w:r>
         <w:rPr>
@@ -551,7 +494,6 @@
         </w:rPr>
         <w:t>app</w:t>
       </w:r>
-      <w:proofErr w:type="spellEnd"/>
     </w:p>
     <w:p>
       <w:pPr>
@@ -585,14 +527,113 @@
     <w:p>
       <w:pPr>
         <w:spacing w:after="0"/>
-        <w:ind w:left="720"/>
-      </w:pPr>
-      <w:r>
+        <w:rPr>
+          <w:b/>
+          <w:lang w:val="es-ES"/>
+        </w:rPr>
+      </w:pPr>
+      <w:r>
+        <w:rPr>
+          <w:b/>
+          <w:lang w:val="es-ES"/>
+        </w:rPr>
         <w:lastRenderedPageBreak/>
         <w:t>azure function</w:t>
       </w:r>
     </w:p>
     <w:p>
+      <w:pPr>
+        <w:spacing w:after="0"/>
+        <w:rPr>
+          <w:lang w:val="es-ES"/>
+        </w:rPr>
+      </w:pPr>
+      <w:r>
+        <w:rPr>
+          <w:lang w:val="es-ES"/>
+        </w:rPr>
+        <w:t>pueden ejecutar una determinada acción, pero no se paga nada hasta que es llamada</w:t>
+      </w:r>
+      <w:r>
+        <w:rPr>
+          <w:lang w:val="es-ES"/>
+        </w:rPr>
+        <w:t>.</w:t>
+      </w:r>
+    </w:p>
+    <w:p>
+      <w:pPr>
+        <w:spacing w:after="0"/>
+        <w:rPr>
+          <w:lang w:val="es-ES"/>
+        </w:rPr>
+      </w:pPr>
+      <w:r>
+        <w:rPr>
+          <w:lang w:val="es-ES"/>
+        </w:rPr>
+        <w:t>No trabaja solamente con http,</w:t>
+      </w:r>
+      <w:r>
+        <w:rPr>
+          <w:lang w:val="es-ES"/>
+        </w:rPr>
+        <w:t xml:space="preserve"> </w:t>
+      </w:r>
+      <w:r>
+        <w:rPr>
+          <w:lang w:val="es-ES"/>
+        </w:rPr>
+        <w:t>tiene</w:t>
+      </w:r>
+      <w:bookmarkStart w:id="0" w:name="_GoBack"/>
+      <w:bookmarkEnd w:id="0"/>
+      <w:r>
+        <w:rPr>
+          <w:lang w:val="es-ES"/>
+        </w:rPr>
+        <w:t xml:space="preserve"> varios triggers/lanzadores</w:t>
+      </w:r>
+      <w:r>
+        <w:rPr>
+          <w:lang w:val="es-ES"/>
+        </w:rPr>
+        <w:t>.</w:t>
+      </w:r>
+    </w:p>
+    <w:p>
+      <w:pPr>
+        <w:spacing w:after="0"/>
+        <w:rPr>
+          <w:lang w:val="es-ES"/>
+        </w:rPr>
+      </w:pPr>
+      <w:r>
+        <w:rPr>
+          <w:lang w:val="es-ES"/>
+        </w:rPr>
+        <w:t>-timer trigger: más conocido.</w:t>
+      </w:r>
+    </w:p>
+    <w:p>
+      <w:pPr>
+        <w:spacing w:after="0"/>
+        <w:ind w:left="720"/>
+        <w:rPr>
+          <w:lang w:val="es-ES"/>
+        </w:rPr>
+      </w:pPr>
+    </w:p>
+    <w:p>
+      <w:pPr>
+        <w:spacing w:after="0"/>
+        <w:ind w:left="720"/>
+        <w:rPr>
+          <w:lang w:val="es-ES"/>
+        </w:rPr>
+      </w:pPr>
+    </w:p>
+    <w:p>
       <w:r>
         <w:t>*******************************</w:t>
       </w:r>
@@ -609,134 +650,8 @@
           <w:rFonts w:ascii="Arial" w:hAnsi="Arial" w:cs="Arial"/>
           <w:color w:val="000000"/>
         </w:rPr>
-        <w:t>Scaffold-</w:t>
-      </w:r>
-      <w:proofErr w:type="spellStart"/>
-      <w:r>
-        <w:rPr>
-          <w:rFonts w:ascii="Arial" w:hAnsi="Arial" w:cs="Arial"/>
-          <w:color w:val="000000"/>
-        </w:rPr>
-        <w:t>DbContext</w:t>
-      </w:r>
-      <w:proofErr w:type="spellEnd"/>
-      <w:r>
-        <w:rPr>
-          <w:rFonts w:ascii="Arial" w:hAnsi="Arial" w:cs="Arial"/>
-          <w:color w:val="000000"/>
-        </w:rPr>
-        <w:t xml:space="preserve"> "Server=tcp:asistentes-server.database.windows.net,</w:t>
-      </w:r>
-      <w:proofErr w:type="gramStart"/>
-      <w:r>
-        <w:rPr>
-          <w:rFonts w:ascii="Arial" w:hAnsi="Arial" w:cs="Arial"/>
-          <w:color w:val="000000"/>
-        </w:rPr>
-        <w:t>1433;Initial</w:t>
-      </w:r>
-      <w:proofErr w:type="gramEnd"/>
-      <w:r>
-        <w:rPr>
-          <w:rFonts w:ascii="Arial" w:hAnsi="Arial" w:cs="Arial"/>
-          <w:color w:val="000000"/>
-        </w:rPr>
-        <w:t xml:space="preserve"> Catalog=</w:t>
-      </w:r>
-      <w:proofErr w:type="spellStart"/>
-      <w:r>
-        <w:rPr>
-          <w:rFonts w:ascii="Arial" w:hAnsi="Arial" w:cs="Arial"/>
-          <w:color w:val="000000"/>
-        </w:rPr>
-        <w:t>A</w:t>
-      </w:r>
-      <w:r>
-        <w:rPr>
-          <w:rFonts w:ascii="Arial" w:hAnsi="Arial" w:cs="Arial"/>
-          <w:color w:val="000000"/>
-        </w:rPr>
-        <w:t>lmacen</w:t>
-      </w:r>
-      <w:r>
-        <w:rPr>
-          <w:rFonts w:ascii="Arial" w:hAnsi="Arial" w:cs="Arial"/>
-          <w:color w:val="000000"/>
-        </w:rPr>
-        <w:t>DB;Persist</w:t>
-      </w:r>
-      <w:proofErr w:type="spellEnd"/>
-      <w:r>
-        <w:rPr>
-          <w:rFonts w:ascii="Arial" w:hAnsi="Arial" w:cs="Arial"/>
-          <w:color w:val="000000"/>
-        </w:rPr>
-        <w:t xml:space="preserve"> Security Info=</w:t>
-      </w:r>
-      <w:proofErr w:type="spellStart"/>
-      <w:r>
-        <w:rPr>
-          <w:rFonts w:ascii="Arial" w:hAnsi="Arial" w:cs="Arial"/>
-          <w:color w:val="000000"/>
-        </w:rPr>
-        <w:t>False;Use</w:t>
-      </w:r>
-      <w:r>
-        <w:rPr>
-          <w:rFonts w:ascii="Arial" w:hAnsi="Arial" w:cs="Arial"/>
-          <w:color w:val="000000"/>
-        </w:rPr>
-        <w:t>r</w:t>
-      </w:r>
-      <w:proofErr w:type="spellEnd"/>
-      <w:r>
-        <w:rPr>
-          <w:rFonts w:ascii="Arial" w:hAnsi="Arial" w:cs="Arial"/>
-          <w:color w:val="000000"/>
-        </w:rPr>
-        <w:t xml:space="preserve"> ID=administrador;Password=C.rso2025</w:t>
-      </w:r>
-      <w:r>
-        <w:rPr>
-          <w:rFonts w:ascii="Arial" w:hAnsi="Arial" w:cs="Arial"/>
-          <w:color w:val="000000"/>
-        </w:rPr>
-        <w:t xml:space="preserve">;MultipleActiveResultSets=False;Encrypt=True;TrustServerCertificate=False;Connection Timeout=30;" </w:t>
-      </w:r>
-      <w:bookmarkStart w:id="0" w:name="_GoBack"/>
-      <w:proofErr w:type="spellStart"/>
-      <w:r>
-        <w:rPr>
-          <w:rFonts w:ascii="Arial" w:hAnsi="Arial" w:cs="Arial"/>
-          <w:color w:val="000000"/>
-        </w:rPr>
-        <w:t>Microsoft.EntityFrameworkCore.SqlServer</w:t>
-      </w:r>
-      <w:proofErr w:type="spellEnd"/>
-      <w:r>
-        <w:rPr>
-          <w:rFonts w:ascii="Arial" w:hAnsi="Arial" w:cs="Arial"/>
-          <w:color w:val="000000"/>
-        </w:rPr>
-        <w:t xml:space="preserve"> -</w:t>
-      </w:r>
-      <w:proofErr w:type="spellStart"/>
-      <w:r>
-        <w:rPr>
-          <w:rFonts w:ascii="Arial" w:hAnsi="Arial" w:cs="Arial"/>
-          <w:color w:val="000000"/>
-        </w:rPr>
-        <w:t>OutputDir</w:t>
-      </w:r>
-      <w:proofErr w:type="spellEnd"/>
-      <w:r>
-        <w:rPr>
-          <w:rFonts w:ascii="Arial" w:hAnsi="Arial" w:cs="Arial"/>
-          <w:color w:val="000000"/>
-        </w:rPr>
-        <w:t xml:space="preserve"> Models</w:t>
-      </w:r>
-      <w:bookmarkEnd w:id="0"/>
+        <w:t>Scaffold-DbContext "Server=tcp:asistentes-server.database.windows.net,1433;Initial Catalog=AlmacenDB;Persist Security Info=False;User ID=administrador;Password=C.rso2025;MultipleActiveResultSets=False;Encrypt=True;TrustServerCertificate=False;Connection Timeout=30;" Microsoft.EntityFrameworkCore.SqlServer -OutputDir Models</w:t>
+      </w:r>
     </w:p>
     <w:p>
       <w:pPr>
@@ -779,61 +694,7 @@
           <w:sz w:val="20"/>
           <w:szCs w:val="20"/>
         </w:rPr>
-        <w:t>Server=tcp:almacen-db-server.database.windows.net,</w:t>
-      </w:r>
-      <w:proofErr w:type="gramStart"/>
-      <w:r>
-        <w:rPr>
-          <w:rFonts w:ascii="Courier New" w:eastAsia="Times New Roman" w:hAnsi="Courier New" w:cs="Courier New"/>
-          <w:sz w:val="20"/>
-          <w:szCs w:val="20"/>
-        </w:rPr>
-        <w:t>1433;Initial</w:t>
-      </w:r>
-      <w:proofErr w:type="gramEnd"/>
-      <w:r>
-        <w:rPr>
-          <w:rFonts w:ascii="Courier New" w:eastAsia="Times New Roman" w:hAnsi="Courier New" w:cs="Courier New"/>
-          <w:sz w:val="20"/>
-          <w:szCs w:val="20"/>
-        </w:rPr>
-        <w:t xml:space="preserve"> Catalog=</w:t>
-      </w:r>
-      <w:proofErr w:type="spellStart"/>
-      <w:r>
-        <w:rPr>
-          <w:rFonts w:ascii="Courier New" w:eastAsia="Times New Roman" w:hAnsi="Courier New" w:cs="Courier New"/>
-          <w:sz w:val="20"/>
-          <w:szCs w:val="20"/>
-        </w:rPr>
-        <w:t>AlmacenDB;Persist</w:t>
-      </w:r>
-      <w:proofErr w:type="spellEnd"/>
-      <w:r>
-        <w:rPr>
-          <w:rFonts w:ascii="Courier New" w:eastAsia="Times New Roman" w:hAnsi="Courier New" w:cs="Courier New"/>
-          <w:sz w:val="20"/>
-          <w:szCs w:val="20"/>
-        </w:rPr>
-        <w:t xml:space="preserve"> Security Info=</w:t>
-      </w:r>
-      <w:proofErr w:type="spellStart"/>
-      <w:r>
-        <w:rPr>
-          <w:rFonts w:ascii="Courier New" w:eastAsia="Times New Roman" w:hAnsi="Courier New" w:cs="Courier New"/>
-          <w:sz w:val="20"/>
-          <w:szCs w:val="20"/>
-        </w:rPr>
-        <w:t>False;User</w:t>
-      </w:r>
-      <w:proofErr w:type="spellEnd"/>
-      <w:r>
-        <w:rPr>
-          <w:rFonts w:ascii="Courier New" w:eastAsia="Times New Roman" w:hAnsi="Courier New" w:cs="Courier New"/>
-          <w:sz w:val="20"/>
-          <w:szCs w:val="20"/>
-        </w:rPr>
-        <w:t xml:space="preserve"> ID=admini</w:t>
+        <w:t>Server=tcp:almacen-db-server.database.windows.net,1433;Initial Catalog=AlmacenDB;Persist Security Info=False;User ID=admini</w:t>
       </w:r>
       <w:r>
         <w:rPr>
